--- a/por/docx/48.content.docx
+++ b/por/docx/48.content.docx
@@ -136,13 +136,6 @@
         <w:rPr>
           <w:lang w:val="pt_PT" w:bidi="pt_PT"/>
         </w:rPr>
-      </w:r>
-      <w:r>
-        <w:rPr>
-          <w:i/>
-          <w:lang w:val="pt_PT" w:bidi="pt_PT"/>
-        </w:rPr>
-        <w:t>Gálatas 1.1, Gálatas 1.4, Gálatas 1.6, Gálatas 1.7, Gálatas 1.8–9, Gálatas 1.10, Gálatas 1.12, Gálatas 1.13–14, Gálatas 1.15, Gálatas 1.16, Gálatas 1.18–19, Gálatas 1.22–23, Gálatas 2.1–2, Gálatas 2.3, Gálatas 2.4, Gálatas 2.6, Gálatas 2.7–8, Gálatas 2.7–8 (#2), Gálatas 2.9, Gálatas 2.11–12, Gálatas 2.14, Gálatas 2.16, Gálatas 2.16 (#2), Gálatas 2.18, Gálatas 2.20, Gálatas 2.20 (#2), Gálatas 3.6, Gálatas 3.7, Gálatas 3.8, Gálatas 3.10, Gálatas 3.11, Gálatas 3.13–14, Gálatas 3.16, Gálatas 3.17, Gálatas 3.19, Gálatas 3.22, Gálatas 3.23–26, Gálatas 3.27, Gálatas 3.28, Gálatas 4.1–2, Gálatas 4.4–5, Gálatas 4.5, Gálatas 4.6, Gálatas 4.8, Gálatas 4.9, Gálatas 4.9–11, Gálatas 4.13, Gálatas 4.14, Gálatas 4.17, Gálatas 4.20–21, Gálatas 4.22, Gálatas 4.26, Gálatas 4.28, Gálatas 4.29, Gálatas 4.30, Gálatas 4.31, Gálatas 5.1, Gálatas 5.2, Gálatas 5.4, Gálatas 5.6, Gálatas 5.10, Gálatas 5.11, Gálatas 5.13, Gálatas 5.13 (#2), Gálatas 5.14, Gálatas 5.16, Gálatas 5.17, Gálatas 5.20–21, Gálatas 5.21, Gálatas 5.22–23, Gálatas 5.24, Gálatas 6.1, Gálatas 6.1 (#2), Gálatas 6.2, Gálatas 6.4, Gálatas 6.6, Gálatas 6.7, Gálatas 6.8, Gálatas 6.8 (#2), Gálatas 6.9, Gálatas 6.10, Gálatas 6.12, Gálatas 6.14, Gálatas 6.15, Gálatas 6.16, Gálatas 6.17</w:t>
       </w:r>
       <w:r>
         <w:rPr>

--- a/por/docx/48.content.docx
+++ b/por/docx/48.content.docx
@@ -123,19 +123,6 @@
           <w:lang w:val="pt_PT" w:bidi="pt_PT"/>
         </w:rPr>
         <w:t>GAL</w:t>
-      </w:r>
-      <w:r>
-        <w:rPr>
-          <w:lang w:val="pt_PT" w:bidi="pt_PT"/>
-        </w:rPr>
-      </w:r>
-    </w:p>
-    <w:p>
-      <w:pPr/>
-      <w:r>
-        <w:rPr>
-          <w:lang w:val="pt_PT" w:bidi="pt_PT"/>
-        </w:rPr>
       </w:r>
       <w:r>
         <w:rPr>

--- a/por/docx/48.content.docx
+++ b/por/docx/48.content.docx
@@ -19,7 +19,7 @@
         <w:rPr>
           <w:lang w:val="pt_PT" w:bidi="pt_PT"/>
         </w:rPr>
-        <w:t>Resource: Perguntas de Tradução (unfoldingWord)</w:t>
+        <w:t>Resource: unfoldingWord® Translation Questions</w:t>
       </w:r>
       <w:r>
         <w:rPr>
@@ -85,7 +85,7 @@
         <w:rPr>
           <w:lang w:val="pt_PT" w:bidi="pt_PT"/>
         </w:rPr>
-        <w:t>Perguntas de Tradução (unfoldingWord)</w:t>
+        <w:t>unfoldingWord® Translation Questions</w:t>
       </w:r>
     </w:p>
     <w:p>
